--- a/IDM BUILD_10/Help/Help.docx
+++ b/IDM BUILD_10/Help/Help.docx
@@ -1,6 +1,6 @@
 
 <file path=word/document.xml><?xml version="1.0" encoding="utf-8"?>
-<w:document xmlns:wpc="http://schemas.microsoft.com/office/word/2010/wordprocessingCanvas" xmlns:cx="http://schemas.microsoft.com/office/drawing/2014/chartex" xmlns:mc="http://schemas.openxmlformats.org/markup-compatibility/2006" xmlns:o="urn:schemas-microsoft-com:office:office" xmlns:r="http://schemas.openxmlformats.org/officeDocument/2006/relationships" xmlns:m="http://schemas.openxmlformats.org/officeDocument/2006/math" xmlns:v="urn:schemas-microsoft-com:vml" xmlns:wp14="http://schemas.microsoft.com/office/word/2010/wordprocessingDrawing" xmlns:wp="http://schemas.openxmlformats.org/drawingml/2006/wordprocessingDrawing" xmlns:w10="urn:schemas-microsoft-com:office:word" xmlns:w="http://schemas.openxmlformats.org/wordprocessingml/2006/main" xmlns:w14="http://schemas.microsoft.com/office/word/2010/wordml" xmlns:w15="http://schemas.microsoft.com/office/word/2012/wordml" xmlns:w16se="http://schemas.microsoft.com/office/word/2015/wordml/symex" xmlns:wpg="http://schemas.microsoft.com/office/word/2010/wordprocessingGroup" xmlns:wpi="http://schemas.microsoft.com/office/word/2010/wordprocessingInk" xmlns:wne="http://schemas.microsoft.com/office/word/2006/wordml" xmlns:wps="http://schemas.microsoft.com/office/word/2010/wordprocessingShape" mc:Ignorable="w14 w15 w16se wp14">
+<w:document xmlns:wpc="http://schemas.microsoft.com/office/word/2010/wordprocessingCanvas" xmlns:cx="http://schemas.microsoft.com/office/drawing/2014/chartex" xmlns:cx1="http://schemas.microsoft.com/office/drawing/2015/9/8/chartex" xmlns:cx2="http://schemas.microsoft.com/office/drawing/2015/10/21/chartex" xmlns:mc="http://schemas.openxmlformats.org/markup-compatibility/2006" xmlns:o="urn:schemas-microsoft-com:office:office" xmlns:r="http://schemas.openxmlformats.org/officeDocument/2006/relationships" xmlns:m="http://schemas.openxmlformats.org/officeDocument/2006/math" xmlns:v="urn:schemas-microsoft-com:vml" xmlns:wp14="http://schemas.microsoft.com/office/word/2010/wordprocessingDrawing" xmlns:wp="http://schemas.openxmlformats.org/drawingml/2006/wordprocessingDrawing" xmlns:w10="urn:schemas-microsoft-com:office:word" xmlns:w="http://schemas.openxmlformats.org/wordprocessingml/2006/main" xmlns:w14="http://schemas.microsoft.com/office/word/2010/wordml" xmlns:w15="http://schemas.microsoft.com/office/word/2012/wordml" xmlns:w16se="http://schemas.microsoft.com/office/word/2015/wordml/symex" xmlns:wpg="http://schemas.microsoft.com/office/word/2010/wordprocessingGroup" xmlns:wpi="http://schemas.microsoft.com/office/word/2010/wordprocessingInk" xmlns:wne="http://schemas.microsoft.com/office/word/2006/wordml" xmlns:wps="http://schemas.microsoft.com/office/word/2010/wordprocessingShape" mc:Ignorable="w14 w15 w16se wp14">
   <w:body>
     <w:p>
       <w:pPr>
@@ -81,64 +81,13 @@
         <w:rPr>
           <w:rFonts w:cs="Times New Roman"/>
         </w:rPr>
-        <w:t>V0.9.9</w:t>
-      </w:r>
-      <w:r>
-        <w:rPr>
-          <w:rFonts w:cs="Times New Roman"/>
-        </w:rPr>
-        <w:t xml:space="preserve"> (</w:t>
-      </w:r>
-      <w:r>
-        <w:rPr>
-          <w:rFonts w:cs="Times New Roman"/>
-        </w:rPr>
-        <w:t xml:space="preserve">Beta) </w:t>
-      </w:r>
-    </w:p>
-    <w:p>
-      <w:pPr>
-        <w:pStyle w:val="NoSpacing"/>
-        <w:rPr>
-          <w:rFonts w:cs="Times New Roman"/>
-          <w:i/>
-        </w:rPr>
-      </w:pPr>
-      <w:r>
-        <w:rPr>
-          <w:rFonts w:cs="Times New Roman"/>
-          <w:i/>
-        </w:rPr>
-        <w:t xml:space="preserve">Please Remember </w:t>
-      </w:r>
-      <w:r>
-        <w:rPr>
-          <w:rFonts w:cs="Times New Roman"/>
-          <w:i/>
-        </w:rPr>
-        <w:t>this</w:t>
-      </w:r>
-      <w:r>
-        <w:rPr>
-          <w:rFonts w:cs="Times New Roman"/>
-          <w:i/>
-        </w:rPr>
-        <w:t xml:space="preserve"> is </w:t>
-      </w:r>
-      <w:r>
-        <w:rPr>
-          <w:rFonts w:cs="Times New Roman"/>
-          <w:i/>
-          <w:color w:val="FF0000"/>
-        </w:rPr>
-        <w:t>Beta</w:t>
-      </w:r>
-      <w:r>
-        <w:rPr>
-          <w:rFonts w:cs="Times New Roman"/>
-          <w:i/>
-        </w:rPr>
-        <w:t xml:space="preserve"> Version and may Contain Bug.</w:t>
+        <w:t>V1.0.0</w:t>
+      </w:r>
+      <w:r>
+        <w:rPr>
+          <w:rFonts w:cs="Times New Roman"/>
+        </w:rPr>
+        <w:t xml:space="preserve"> </w:t>
       </w:r>
     </w:p>
     <w:p>
@@ -186,7 +135,7 @@
             <w:rStyle w:val="Hyperlink"/>
             <w:rFonts w:cs="Times New Roman"/>
           </w:rPr>
-          <w:t>http://www.gajjartejas.in</w:t>
+          <w:t>http://www.tejasgajjar.in</w:t>
         </w:r>
       </w:hyperlink>
     </w:p>
@@ -997,7 +946,6 @@
         <w:rPr>
           <w:rFonts w:cs="Times New Roman"/>
         </w:rPr>
-        <w:lastRenderedPageBreak/>
         <w:t xml:space="preserve">Backup Custom elements for Backup like </w:t>
       </w:r>
       <w:r>
@@ -1046,6 +994,7 @@
         <w:rPr>
           <w:rFonts w:cs="Times New Roman"/>
         </w:rPr>
+        <w:lastRenderedPageBreak/>
         <w:t>Password protection backup file with AES Encryption.</w:t>
       </w:r>
     </w:p>
@@ -1652,7 +1601,6 @@
         <w:rPr>
           <w:rFonts w:cs="Times New Roman"/>
         </w:rPr>
-        <w:lastRenderedPageBreak/>
         <w:t xml:space="preserve">Check Checkbox </w:t>
       </w:r>
       <w:r>
@@ -1693,6 +1641,7 @@
         <w:rPr>
           <w:rFonts w:cs="Times New Roman"/>
         </w:rPr>
+        <w:lastRenderedPageBreak/>
         <w:t>Fill Password (optional)</w:t>
       </w:r>
       <w:r>
@@ -2492,7 +2441,6 @@
       <w:pPr>
         <w:jc w:val="center"/>
       </w:pPr>
-      <w:bookmarkStart w:id="28" w:name="_GoBack"/>
       <w:r>
         <w:rPr>
           <w:noProof/>
@@ -2541,7 +2489,6 @@
           </wp:inline>
         </w:drawing>
       </w:r>
-      <w:bookmarkEnd w:id="28"/>
     </w:p>
     <w:p>
       <w:pPr>
@@ -2713,27 +2660,27 @@
       <w:pPr>
         <w:pStyle w:val="Heading3"/>
       </w:pPr>
-      <w:bookmarkStart w:id="29" w:name="_(i)_Analyzing_the"/>
-      <w:bookmarkStart w:id="30" w:name="_4.3.1_Analyzing_the"/>
-      <w:bookmarkStart w:id="31" w:name="_Toc338444613"/>
+      <w:bookmarkStart w:id="28" w:name="_(i)_Analyzing_the"/>
+      <w:bookmarkStart w:id="29" w:name="_4.3.1_Analyzing_the"/>
+      <w:bookmarkStart w:id="30" w:name="_Toc338444613"/>
+      <w:bookmarkEnd w:id="28"/>
       <w:bookmarkEnd w:id="29"/>
+      <w:r>
+        <w:t>4.3.1</w:t>
+      </w:r>
+      <w:r>
+        <w:t xml:space="preserve"> </w:t>
+      </w:r>
+      <w:r>
+        <w:t xml:space="preserve">Analyzing </w:t>
+      </w:r>
+      <w:r>
+        <w:t>the</w:t>
+      </w:r>
+      <w:r>
+        <w:t xml:space="preserve"> File</w:t>
+      </w:r>
       <w:bookmarkEnd w:id="30"/>
-      <w:r>
-        <w:t>4.3.1</w:t>
-      </w:r>
-      <w:r>
-        <w:t xml:space="preserve"> </w:t>
-      </w:r>
-      <w:r>
-        <w:t xml:space="preserve">Analyzing </w:t>
-      </w:r>
-      <w:r>
-        <w:t>the</w:t>
-      </w:r>
-      <w:r>
-        <w:t xml:space="preserve"> File</w:t>
-      </w:r>
-      <w:bookmarkEnd w:id="31"/>
     </w:p>
     <w:p>
       <w:pPr>
@@ -3069,21 +3016,21 @@
       <w:pPr>
         <w:pStyle w:val="Heading3"/>
       </w:pPr>
-      <w:bookmarkStart w:id="32" w:name="_(ii)_Joining_File"/>
-      <w:bookmarkStart w:id="33" w:name="_4.3.2_Joining_FILE"/>
-      <w:bookmarkStart w:id="34" w:name="_Toc338444614"/>
+      <w:bookmarkStart w:id="31" w:name="_(ii)_Joining_File"/>
+      <w:bookmarkStart w:id="32" w:name="_4.3.2_Joining_FILE"/>
+      <w:bookmarkStart w:id="33" w:name="_Toc338444614"/>
+      <w:bookmarkEnd w:id="31"/>
       <w:bookmarkEnd w:id="32"/>
+      <w:r>
+        <w:t>4.3.2</w:t>
+      </w:r>
+      <w:r>
+        <w:t xml:space="preserve"> </w:t>
+      </w:r>
+      <w:r>
+        <w:t xml:space="preserve">Joining </w:t>
+      </w:r>
       <w:bookmarkEnd w:id="33"/>
-      <w:r>
-        <w:t>4.3.2</w:t>
-      </w:r>
-      <w:r>
-        <w:t xml:space="preserve"> </w:t>
-      </w:r>
-      <w:r>
-        <w:t xml:space="preserve">Joining </w:t>
-      </w:r>
-      <w:bookmarkEnd w:id="34"/>
       <w:r>
         <w:t>FILE (</w:t>
       </w:r>
@@ -3281,21 +3228,21 @@
       <w:pPr>
         <w:pStyle w:val="Heading3"/>
       </w:pPr>
-      <w:bookmarkStart w:id="35" w:name="_(iii)_Removing_File"/>
-      <w:bookmarkStart w:id="36" w:name="_4.3.3_Removing_File"/>
-      <w:bookmarkStart w:id="37" w:name="_Toc338444615"/>
+      <w:bookmarkStart w:id="34" w:name="_(iii)_Removing_File"/>
+      <w:bookmarkStart w:id="35" w:name="_4.3.3_Removing_File"/>
+      <w:bookmarkStart w:id="36" w:name="_Toc338444615"/>
+      <w:bookmarkEnd w:id="34"/>
       <w:bookmarkEnd w:id="35"/>
+      <w:r>
+        <w:t>4.3.3</w:t>
+      </w:r>
+      <w:r>
+        <w:t xml:space="preserve"> </w:t>
+      </w:r>
+      <w:r>
+        <w:t>Removing File</w:t>
+      </w:r>
       <w:bookmarkEnd w:id="36"/>
-      <w:r>
-        <w:t>4.3.3</w:t>
-      </w:r>
-      <w:r>
-        <w:t xml:space="preserve"> </w:t>
-      </w:r>
-      <w:r>
-        <w:t>Removing File</w:t>
-      </w:r>
-      <w:bookmarkEnd w:id="37"/>
     </w:p>
     <w:p>
       <w:pPr>
@@ -3340,21 +3287,21 @@
       <w:pPr>
         <w:pStyle w:val="Heading3"/>
       </w:pPr>
-      <w:bookmarkStart w:id="38" w:name="_(iv)_Exporting_List"/>
-      <w:bookmarkStart w:id="39" w:name="_4.3.4_Exporting_List"/>
-      <w:bookmarkStart w:id="40" w:name="_Toc338444616"/>
+      <w:bookmarkStart w:id="37" w:name="_(iv)_Exporting_List"/>
+      <w:bookmarkStart w:id="38" w:name="_4.3.4_Exporting_List"/>
+      <w:bookmarkStart w:id="39" w:name="_Toc338444616"/>
+      <w:bookmarkEnd w:id="37"/>
       <w:bookmarkEnd w:id="38"/>
+      <w:r>
+        <w:t>4.3.4</w:t>
+      </w:r>
+      <w:r>
+        <w:t xml:space="preserve"> Exporting</w:t>
+      </w:r>
+      <w:r>
+        <w:t xml:space="preserve"> List</w:t>
+      </w:r>
       <w:bookmarkEnd w:id="39"/>
-      <w:r>
-        <w:t>4.3.4</w:t>
-      </w:r>
-      <w:r>
-        <w:t xml:space="preserve"> Exporting</w:t>
-      </w:r>
-      <w:r>
-        <w:t xml:space="preserve"> List</w:t>
-      </w:r>
-      <w:bookmarkEnd w:id="40"/>
     </w:p>
     <w:p>
       <w:pPr>
@@ -3532,21 +3479,21 @@
       <w:pPr>
         <w:pStyle w:val="Heading2"/>
       </w:pPr>
-      <w:bookmarkStart w:id="41" w:name="_(d)_IDM_Cleaner"/>
-      <w:bookmarkStart w:id="42" w:name="_4.4_IDM_Cleaner"/>
-      <w:bookmarkStart w:id="43" w:name="_Toc338444617"/>
+      <w:bookmarkStart w:id="40" w:name="_(d)_IDM_Cleaner"/>
+      <w:bookmarkStart w:id="41" w:name="_4.4_IDM_Cleaner"/>
+      <w:bookmarkStart w:id="42" w:name="_Toc338444617"/>
+      <w:bookmarkEnd w:id="40"/>
       <w:bookmarkEnd w:id="41"/>
+      <w:r>
+        <w:t>4.4</w:t>
+      </w:r>
+      <w:r>
+        <w:t xml:space="preserve"> </w:t>
+      </w:r>
+      <w:r>
+        <w:t>IDM Cleaner</w:t>
+      </w:r>
       <w:bookmarkEnd w:id="42"/>
-      <w:r>
-        <w:t>4.4</w:t>
-      </w:r>
-      <w:r>
-        <w:t xml:space="preserve"> </w:t>
-      </w:r>
-      <w:r>
-        <w:t>IDM Cleaner</w:t>
-      </w:r>
-      <w:bookmarkEnd w:id="43"/>
     </w:p>
     <w:p>
       <w:pPr>
@@ -3646,21 +3593,21 @@
       <w:pPr>
         <w:pStyle w:val="Heading3"/>
       </w:pPr>
-      <w:bookmarkStart w:id="44" w:name="_(i)_Custom_Clean"/>
-      <w:bookmarkStart w:id="45" w:name="_4.4.1_Custom_Clean"/>
-      <w:bookmarkStart w:id="46" w:name="_Toc338444618"/>
+      <w:bookmarkStart w:id="43" w:name="_(i)_Custom_Clean"/>
+      <w:bookmarkStart w:id="44" w:name="_4.4.1_Custom_Clean"/>
+      <w:bookmarkStart w:id="45" w:name="_Toc338444618"/>
+      <w:bookmarkEnd w:id="43"/>
       <w:bookmarkEnd w:id="44"/>
+      <w:r>
+        <w:t>4.4.1</w:t>
+      </w:r>
+      <w:r>
+        <w:t xml:space="preserve"> </w:t>
+      </w:r>
+      <w:r>
+        <w:t>Custom Clean</w:t>
+      </w:r>
       <w:bookmarkEnd w:id="45"/>
-      <w:r>
-        <w:t>4.4.1</w:t>
-      </w:r>
-      <w:r>
-        <w:t xml:space="preserve"> </w:t>
-      </w:r>
-      <w:r>
-        <w:t>Custom Clean</w:t>
-      </w:r>
-      <w:bookmarkEnd w:id="46"/>
     </w:p>
     <w:p>
       <w:pPr>
@@ -3687,21 +3634,21 @@
       <w:pPr>
         <w:pStyle w:val="Heading3"/>
       </w:pPr>
-      <w:bookmarkStart w:id="47" w:name="_(ii)_Full_Clean"/>
-      <w:bookmarkStart w:id="48" w:name="_4.4.2_Full_Clean"/>
-      <w:bookmarkStart w:id="49" w:name="_Toc338444619"/>
+      <w:bookmarkStart w:id="46" w:name="_(ii)_Full_Clean"/>
+      <w:bookmarkStart w:id="47" w:name="_4.4.2_Full_Clean"/>
+      <w:bookmarkStart w:id="48" w:name="_Toc338444619"/>
+      <w:bookmarkEnd w:id="46"/>
       <w:bookmarkEnd w:id="47"/>
+      <w:r>
+        <w:t>4.4.2</w:t>
+      </w:r>
+      <w:r>
+        <w:t xml:space="preserve"> </w:t>
+      </w:r>
+      <w:r>
+        <w:t>Full Clean</w:t>
+      </w:r>
       <w:bookmarkEnd w:id="48"/>
-      <w:r>
-        <w:t>4.4.2</w:t>
-      </w:r>
-      <w:r>
-        <w:t xml:space="preserve"> </w:t>
-      </w:r>
-      <w:r>
-        <w:t>Full Clean</w:t>
-      </w:r>
-      <w:bookmarkEnd w:id="49"/>
     </w:p>
     <w:p>
       <w:pPr>
@@ -3746,8 +3693,8 @@
       <w:pPr>
         <w:pStyle w:val="Heading2"/>
       </w:pPr>
-      <w:bookmarkStart w:id="50" w:name="_4.5_PASSWORD_CLEANER"/>
-      <w:bookmarkEnd w:id="50"/>
+      <w:bookmarkStart w:id="49" w:name="_4.5_PASSWORD_CLEANER"/>
+      <w:bookmarkEnd w:id="49"/>
       <w:r>
         <w:t>4.5 PASSWORD CLEANER</w:t>
       </w:r>
@@ -3860,8 +3807,8 @@
       <w:pPr>
         <w:pStyle w:val="Heading2"/>
       </w:pPr>
-      <w:bookmarkStart w:id="51" w:name="_4.6_Add_Extra"/>
-      <w:bookmarkEnd w:id="51"/>
+      <w:bookmarkStart w:id="50" w:name="_4.6_Add_Extra"/>
+      <w:bookmarkEnd w:id="50"/>
       <w:r>
         <w:t xml:space="preserve">4.6 </w:t>
       </w:r>
@@ -3957,8 +3904,8 @@
         <w:pStyle w:val="Heading1"/>
         <w:framePr w:wrap="notBeside"/>
       </w:pPr>
-      <w:bookmarkStart w:id="52" w:name="_5._SETTING"/>
-      <w:bookmarkEnd w:id="52"/>
+      <w:bookmarkStart w:id="51" w:name="_5._SETTING"/>
+      <w:bookmarkEnd w:id="51"/>
       <w:r>
         <w:t>5. SETTING</w:t>
       </w:r>
@@ -4878,42 +4825,42 @@
           <w:rFonts w:cs="Times New Roman"/>
         </w:rPr>
       </w:pPr>
-      <w:bookmarkStart w:id="53" w:name="_5._FAQS_and"/>
-      <w:bookmarkStart w:id="54" w:name="_6._FAQS_and"/>
-      <w:bookmarkStart w:id="55" w:name="_Toc338444620"/>
+      <w:bookmarkStart w:id="52" w:name="_5._FAQS_and"/>
+      <w:bookmarkStart w:id="53" w:name="_6._FAQS_and"/>
+      <w:bookmarkStart w:id="54" w:name="_Toc338444620"/>
+      <w:bookmarkEnd w:id="52"/>
       <w:bookmarkEnd w:id="53"/>
+      <w:r>
+        <w:rPr>
+          <w:rFonts w:cs="Times New Roman"/>
+        </w:rPr>
+        <w:t>6</w:t>
+      </w:r>
+      <w:r>
+        <w:rPr>
+          <w:rFonts w:cs="Times New Roman"/>
+        </w:rPr>
+        <w:t>. FAQS</w:t>
+      </w:r>
+      <w:r>
+        <w:rPr>
+          <w:rFonts w:cs="Times New Roman"/>
+        </w:rPr>
+        <w:t xml:space="preserve"> and </w:t>
+      </w:r>
+      <w:r>
+        <w:rPr>
+          <w:rFonts w:cs="Times New Roman"/>
+        </w:rPr>
+        <w:t>Important</w:t>
+      </w:r>
+      <w:r>
+        <w:rPr>
+          <w:rFonts w:cs="Times New Roman"/>
+        </w:rPr>
+        <w:t xml:space="preserve"> Notes</w:t>
+      </w:r>
       <w:bookmarkEnd w:id="54"/>
-      <w:r>
-        <w:rPr>
-          <w:rFonts w:cs="Times New Roman"/>
-        </w:rPr>
-        <w:t>6</w:t>
-      </w:r>
-      <w:r>
-        <w:rPr>
-          <w:rFonts w:cs="Times New Roman"/>
-        </w:rPr>
-        <w:t>. FAQS</w:t>
-      </w:r>
-      <w:r>
-        <w:rPr>
-          <w:rFonts w:cs="Times New Roman"/>
-        </w:rPr>
-        <w:t xml:space="preserve"> and </w:t>
-      </w:r>
-      <w:r>
-        <w:rPr>
-          <w:rFonts w:cs="Times New Roman"/>
-        </w:rPr>
-        <w:t>Important</w:t>
-      </w:r>
-      <w:r>
-        <w:rPr>
-          <w:rFonts w:cs="Times New Roman"/>
-        </w:rPr>
-        <w:t xml:space="preserve"> Notes</w:t>
-      </w:r>
-      <w:bookmarkEnd w:id="55"/>
       <w:r>
         <w:rPr>
           <w:rFonts w:cs="Times New Roman"/>
@@ -5202,30 +5149,30 @@
           <w:rFonts w:cs="Times New Roman"/>
         </w:rPr>
       </w:pPr>
-      <w:bookmarkStart w:id="56" w:name="_6._Support,_Contact"/>
-      <w:bookmarkStart w:id="57" w:name="_7._Support,_Contact"/>
-      <w:bookmarkStart w:id="58" w:name="_Toc338444621"/>
+      <w:bookmarkStart w:id="55" w:name="_6._Support,_Contact"/>
+      <w:bookmarkStart w:id="56" w:name="_7._Support,_Contact"/>
+      <w:bookmarkStart w:id="57" w:name="_Toc338444621"/>
+      <w:bookmarkEnd w:id="55"/>
       <w:bookmarkEnd w:id="56"/>
+      <w:r>
+        <w:rPr>
+          <w:rFonts w:cs="Times New Roman"/>
+        </w:rPr>
+        <w:t>7</w:t>
+      </w:r>
+      <w:r>
+        <w:rPr>
+          <w:rFonts w:cs="Times New Roman"/>
+        </w:rPr>
+        <w:t>. Support</w:t>
+      </w:r>
+      <w:r>
+        <w:rPr>
+          <w:rFonts w:cs="Times New Roman"/>
+        </w:rPr>
+        <w:t>, Contact and Bug Reporting</w:t>
+      </w:r>
       <w:bookmarkEnd w:id="57"/>
-      <w:r>
-        <w:rPr>
-          <w:rFonts w:cs="Times New Roman"/>
-        </w:rPr>
-        <w:t>7</w:t>
-      </w:r>
-      <w:r>
-        <w:rPr>
-          <w:rFonts w:cs="Times New Roman"/>
-        </w:rPr>
-        <w:t>. Support</w:t>
-      </w:r>
-      <w:r>
-        <w:rPr>
-          <w:rFonts w:cs="Times New Roman"/>
-        </w:rPr>
-        <w:t>, Contact and Bug Reporting</w:t>
-      </w:r>
-      <w:bookmarkEnd w:id="58"/>
       <w:r>
         <w:rPr>
           <w:rFonts w:cs="Times New Roman"/>
@@ -5394,61 +5341,11 @@
                   <w:rStyle w:val="Hyperlink"/>
                   <w:rFonts w:cs="Times New Roman"/>
                 </w:rPr>
-                <w:t>http://www.gajjartejas.in</w:t>
+                <w:t>http://www.tejasgajjar.in</w:t>
               </w:r>
             </w:hyperlink>
-          </w:p>
-        </w:tc>
-      </w:tr>
-      <w:tr>
-        <w:trPr>
-          <w:jc w:val="center"/>
-        </w:trPr>
-        <w:tc>
-          <w:tcPr>
-            <w:cnfStyle w:val="001000000000" w:firstRow="0" w:lastRow="0" w:firstColumn="1" w:lastColumn="0" w:oddVBand="0" w:evenVBand="0" w:oddHBand="0" w:evenHBand="0" w:firstRowFirstColumn="0" w:firstRowLastColumn="0" w:lastRowFirstColumn="0" w:lastRowLastColumn="0"/>
-            <w:tcW w:w="1530" w:type="dxa"/>
-          </w:tcPr>
-          <w:p>
-            <w:pPr>
-              <w:rPr>
-                <w:rFonts w:cs="Times New Roman"/>
-              </w:rPr>
-            </w:pPr>
-            <w:r>
-              <w:rPr>
-                <w:rFonts w:cs="Times New Roman"/>
-              </w:rPr>
-              <w:t>Forum</w:t>
-            </w:r>
-          </w:p>
-        </w:tc>
-        <w:tc>
-          <w:tcPr>
-            <w:cnfStyle w:val="000100000000" w:firstRow="0" w:lastRow="0" w:firstColumn="0" w:lastColumn="1" w:oddVBand="0" w:evenVBand="0" w:oddHBand="0" w:evenHBand="0" w:firstRowFirstColumn="0" w:firstRowLastColumn="0" w:lastRowFirstColumn="0" w:lastRowLastColumn="0"/>
-            <w:tcW w:w="3780" w:type="dxa"/>
-          </w:tcPr>
-          <w:p>
-            <w:pPr>
-              <w:rPr>
-                <w:rFonts w:cs="Times New Roman"/>
-              </w:rPr>
-            </w:pPr>
-            <w:r>
-              <w:rPr>
-                <w:rFonts w:cs="Times New Roman"/>
-              </w:rPr>
-              <w:t>:</w:t>
-            </w:r>
-            <w:hyperlink r:id="rId27" w:tgtFrame="_blank" w:history="1">
-              <w:r>
-                <w:rPr>
-                  <w:rStyle w:val="Hyperlink"/>
-                  <w:rFonts w:cs="Times New Roman"/>
-                </w:rPr>
-                <w:t>Link</w:t>
-              </w:r>
-            </w:hyperlink>
+            <w:bookmarkStart w:id="58" w:name="_GoBack"/>
+            <w:bookmarkEnd w:id="58"/>
           </w:p>
         </w:tc>
       </w:tr>
@@ -5492,18 +5389,22 @@
               </w:rPr>
               <w:t>:</w:t>
             </w:r>
-            <w:hyperlink r:id="rId28" w:tgtFrame="_blank" w:history="1">
+            <w:r>
+              <w:rPr>
+                <w:rFonts w:cs="Times New Roman"/>
+              </w:rPr>
+              <w:t xml:space="preserve"> </w:t>
+            </w:r>
+            <w:hyperlink r:id="rId27" w:history="1">
               <w:r>
                 <w:rPr>
                   <w:rStyle w:val="Hyperlink"/>
                   <w:rFonts w:cs="Times New Roman"/>
+                  <w:bCs w:val="0"/>
                 </w:rPr>
-                <w:t>Link</w:t>
+                <w:t>Email Me</w:t>
               </w:r>
             </w:hyperlink>
-            <w:r>
-              <w:t xml:space="preserve"> or Email me</w:t>
-            </w:r>
           </w:p>
         </w:tc>
       </w:tr>
@@ -5539,7 +5440,7 @@
                     <pic:cNvPicPr/>
                   </pic:nvPicPr>
                   <pic:blipFill>
-                    <a:blip r:embed="rId29"/>
+                    <a:blip r:embed="rId28"/>
                     <a:stretch>
                       <a:fillRect/>
                     </a:stretch>
@@ -5571,7 +5472,7 @@
 </file>
 
 <file path=word/numbering.xml><?xml version="1.0" encoding="utf-8"?>
-<w:numbering xmlns:wpc="http://schemas.microsoft.com/office/word/2010/wordprocessingCanvas" xmlns:cx="http://schemas.microsoft.com/office/drawing/2014/chartex" xmlns:mc="http://schemas.openxmlformats.org/markup-compatibility/2006" xmlns:o="urn:schemas-microsoft-com:office:office" xmlns:r="http://schemas.openxmlformats.org/officeDocument/2006/relationships" xmlns:m="http://schemas.openxmlformats.org/officeDocument/2006/math" xmlns:v="urn:schemas-microsoft-com:vml" xmlns:wp14="http://schemas.microsoft.com/office/word/2010/wordprocessingDrawing" xmlns:wp="http://schemas.openxmlformats.org/drawingml/2006/wordprocessingDrawing" xmlns:w10="urn:schemas-microsoft-com:office:word" xmlns:w="http://schemas.openxmlformats.org/wordprocessingml/2006/main" xmlns:w14="http://schemas.microsoft.com/office/word/2010/wordml" xmlns:w15="http://schemas.microsoft.com/office/word/2012/wordml" xmlns:w16se="http://schemas.microsoft.com/office/word/2015/wordml/symex" xmlns:wpg="http://schemas.microsoft.com/office/word/2010/wordprocessingGroup" xmlns:wpi="http://schemas.microsoft.com/office/word/2010/wordprocessingInk" xmlns:wne="http://schemas.microsoft.com/office/word/2006/wordml" xmlns:wps="http://schemas.microsoft.com/office/word/2010/wordprocessingShape" mc:Ignorable="w14 w15 w16se wp14">
+<w:numbering xmlns:wpc="http://schemas.microsoft.com/office/word/2010/wordprocessingCanvas" xmlns:cx="http://schemas.microsoft.com/office/drawing/2014/chartex" xmlns:cx1="http://schemas.microsoft.com/office/drawing/2015/9/8/chartex" xmlns:cx2="http://schemas.microsoft.com/office/drawing/2015/10/21/chartex" xmlns:mc="http://schemas.openxmlformats.org/markup-compatibility/2006" xmlns:o="urn:schemas-microsoft-com:office:office" xmlns:r="http://schemas.openxmlformats.org/officeDocument/2006/relationships" xmlns:m="http://schemas.openxmlformats.org/officeDocument/2006/math" xmlns:v="urn:schemas-microsoft-com:vml" xmlns:wp14="http://schemas.microsoft.com/office/word/2010/wordprocessingDrawing" xmlns:wp="http://schemas.openxmlformats.org/drawingml/2006/wordprocessingDrawing" xmlns:w10="urn:schemas-microsoft-com:office:word" xmlns:w="http://schemas.openxmlformats.org/wordprocessingml/2006/main" xmlns:w14="http://schemas.microsoft.com/office/word/2010/wordml" xmlns:w15="http://schemas.microsoft.com/office/word/2012/wordml" xmlns:w16se="http://schemas.microsoft.com/office/word/2015/wordml/symex" xmlns:wpg="http://schemas.microsoft.com/office/word/2010/wordprocessingGroup" xmlns:wpi="http://schemas.microsoft.com/office/word/2010/wordprocessingInk" xmlns:wne="http://schemas.microsoft.com/office/word/2006/wordml" xmlns:wps="http://schemas.microsoft.com/office/word/2010/wordprocessingShape" mc:Ignorable="w14 w15 w16se wp14">
   <w:abstractNum w:abstractNumId="0" w15:restartNumberingAfterBreak="0">
     <w:nsid w:val="003D5CD4"/>
     <w:multiLevelType w:val="multilevel"/>
@@ -7701,7 +7602,7 @@
       </w:pPr>
     </w:pPrDefault>
   </w:docDefaults>
-  <w:latentStyles w:defLockedState="0" w:defUIPriority="99" w:defSemiHidden="0" w:defUnhideWhenUsed="0" w:defQFormat="0" w:count="371">
+  <w:latentStyles w:defLockedState="0" w:defUIPriority="99" w:defSemiHidden="0" w:defUnhideWhenUsed="0" w:defQFormat="0" w:count="373">
     <w:lsdException w:name="Normal" w:uiPriority="0" w:qFormat="1"/>
     <w:lsdException w:name="heading 1" w:uiPriority="9" w:qFormat="1"/>
     <w:lsdException w:name="heading 2" w:semiHidden="1" w:uiPriority="9" w:unhideWhenUsed="1" w:qFormat="1"/>
@@ -7807,7 +7708,6 @@
     <w:lsdException w:name="HTML Sample" w:semiHidden="1" w:unhideWhenUsed="1"/>
     <w:lsdException w:name="HTML Typewriter" w:semiHidden="1" w:unhideWhenUsed="1"/>
     <w:lsdException w:name="HTML Variable" w:semiHidden="1" w:unhideWhenUsed="1"/>
-    <w:lsdException w:name="Normal Table" w:semiHidden="1" w:unhideWhenUsed="1"/>
     <w:lsdException w:name="annotation subject" w:semiHidden="1" w:unhideWhenUsed="1"/>
     <w:lsdException w:name="No List" w:semiHidden="1" w:unhideWhenUsed="1"/>
     <w:lsdException w:name="Outline List 1" w:semiHidden="1" w:unhideWhenUsed="1"/>
@@ -7853,11 +7753,9 @@
     <w:lsdException w:name="Table Subtle 1" w:semiHidden="1" w:unhideWhenUsed="1"/>
     <w:lsdException w:name="Table Subtle 2" w:semiHidden="1" w:unhideWhenUsed="1"/>
     <w:lsdException w:name="Table Web 1" w:semiHidden="1" w:unhideWhenUsed="1"/>
-    <w:lsdException w:name="Table Web 2" w:semiHidden="1" w:unhideWhenUsed="1"/>
     <w:lsdException w:name="Table Web 3" w:semiHidden="1" w:unhideWhenUsed="1"/>
     <w:lsdException w:name="Balloon Text" w:semiHidden="1" w:unhideWhenUsed="1"/>
     <w:lsdException w:name="Table Grid" w:uiPriority="59"/>
-    <w:lsdException w:name="Table Theme" w:semiHidden="1" w:unhideWhenUsed="1"/>
     <w:lsdException w:name="Placeholder Text" w:semiHidden="1"/>
     <w:lsdException w:name="No Spacing" w:uiPriority="1" w:qFormat="1"/>
     <w:lsdException w:name="Light Shading" w:uiPriority="60"/>
@@ -8073,6 +7971,8 @@
     <w:lsdException w:name="List Table 5 Dark Accent 6" w:uiPriority="50"/>
     <w:lsdException w:name="List Table 6 Colorful Accent 6" w:uiPriority="51"/>
     <w:lsdException w:name="List Table 7 Colorful Accent 6" w:uiPriority="52"/>
+    <w:lsdException w:name="Mention" w:semiHidden="1" w:unhideWhenUsed="1"/>
+    <w:lsdException w:name="Smart Hyperlink" w:semiHidden="1" w:unhideWhenUsed="1"/>
   </w:latentStyles>
   <w:style w:type="paragraph" w:default="1" w:styleId="Normal">
     <w:name w:val="Normal"/>
@@ -9192,7 +9092,7 @@
 </file>
 
 <file path=customXml/itemProps1.xml><?xml version="1.0" encoding="utf-8"?>
-<ds:datastoreItem xmlns:ds="http://schemas.openxmlformats.org/officeDocument/2006/customXml" ds:itemID="{FD593F91-09E1-40CE-9FC3-085426E3226D}">
+<ds:datastoreItem xmlns:ds="http://schemas.openxmlformats.org/officeDocument/2006/customXml" ds:itemID="{02AA3CED-8B5D-45E9-A25E-FB86E0E0098B}">
   <ds:schemaRefs>
     <ds:schemaRef ds:uri="http://schemas.openxmlformats.org/officeDocument/2006/bibliography"/>
   </ds:schemaRefs>
